--- a/documents/thesis manuscript/mendelson_thesis_draft2_6-8-26.docx
+++ b/documents/thesis manuscript/mendelson_thesis_draft2_6-8-26.docx
@@ -798,19 +798,7 @@
         <w:rPr>
           <w:rFonts w:ascii="Times New Roman" w:hAnsi="Times New Roman" w:cs="Times New Roman"/>
         </w:rPr>
-        <w:t xml:space="preserve">are often considered as population means in ecology, or as </w:t>
-      </w:r>
-      <w:r>
-        <w:rPr>
-          <w:rFonts w:ascii="Times New Roman" w:hAnsi="Times New Roman" w:cs="Times New Roman"/>
-        </w:rPr>
-        <w:t xml:space="preserve">single dimensional trait values among individuals within populations. </w:t>
-      </w:r>
-      <w:r>
-        <w:rPr>
-          <w:rFonts w:ascii="Times New Roman" w:hAnsi="Times New Roman" w:cs="Times New Roman"/>
-        </w:rPr>
-        <w:t>I</w:t>
+        <w:t>are often considered as population means in ecology, or as single dimensional trait values among individuals within populations. I</w:t>
       </w:r>
       <w:r>
         <w:rPr>
@@ -955,31 +943,19 @@
         <w:rPr>
           <w:rFonts w:ascii="Times New Roman" w:hAnsi="Times New Roman" w:cs="Times New Roman"/>
         </w:rPr>
-        <w:t>Selection for broader plastic potential as a response to changes in temperature may be stronger in some microclimates than others. This disparity in selection strength could drive heterogeneity in the width of temperature response within populations, depending on the temporal stability of</w:t>
-      </w:r>
-      <w:r>
-        <w:rPr>
-          <w:rFonts w:ascii="Times New Roman" w:hAnsi="Times New Roman" w:cs="Times New Roman"/>
-        </w:rPr>
-        <w:t>,</w:t>
-      </w:r>
-      <w:r>
-        <w:rPr>
-          <w:rFonts w:ascii="Times New Roman" w:hAnsi="Times New Roman" w:cs="Times New Roman"/>
-        </w:rPr>
-        <w:t xml:space="preserve"> and the extent of gene flow among</w:t>
-      </w:r>
-      <w:r>
-        <w:rPr>
-          <w:rFonts w:ascii="Times New Roman" w:hAnsi="Times New Roman" w:cs="Times New Roman"/>
-        </w:rPr>
-        <w:t>,</w:t>
-      </w:r>
-      <w:r>
-        <w:rPr>
-          <w:rFonts w:ascii="Times New Roman" w:hAnsi="Times New Roman" w:cs="Times New Roman"/>
-        </w:rPr>
-        <w:t xml:space="preserve"> microclim</w:t>
+        <w:t>Selection for broader plastic potential as a response to changes in temperature may be stronger in some microclimates than others</w:t>
+      </w:r>
+      <w:r>
+        <w:rPr>
+          <w:rFonts w:ascii="Times New Roman" w:hAnsi="Times New Roman" w:cs="Times New Roman"/>
+        </w:rPr>
+        <w:t>, and spatial variation more strongly favors the evolution of plasticity than temporal variation (Scheiner, 2013)</w:t>
+      </w:r>
+      <w:r>
+        <w:rPr>
+          <w:rFonts w:ascii="Times New Roman" w:hAnsi="Times New Roman" w:cs="Times New Roman"/>
+        </w:rPr>
+        <w:t>. This disparity in selection strength could drive heterogeneity in the width of temperature response within populations, depending on the extent of gene flow among microclim</w:t>
       </w:r>
       <w:commentRangeStart w:id="1"/>
       <w:r>
@@ -1014,14 +990,14 @@
         <w:rPr>
           <w:rFonts w:ascii="Times New Roman" w:hAnsi="Times New Roman" w:cs="Times New Roman"/>
         </w:rPr>
-        <w:t xml:space="preserve">tanding genetic variation is often structured across multiple spatial scales rather than forming a homogeneous </w:t>
+        <w:t xml:space="preserve">tanding genetic variation is often </w:t>
       </w:r>
       <w:r>
         <w:rPr>
           <w:rFonts w:ascii="Times New Roman" w:hAnsi="Times New Roman" w:cs="Times New Roman"/>
         </w:rPr>
         <w:lastRenderedPageBreak/>
-        <w:t>pool (Bolnick et al.</w:t>
+        <w:t>structured across multiple spatial scales rather than forming a homogeneous pool (Bolnick et al.</w:t>
       </w:r>
       <w:r>
         <w:rPr>
@@ -1716,7 +1692,14 @@
         <w:rPr>
           <w:rFonts w:ascii="Times New Roman" w:hAnsi="Times New Roman" w:cs="Times New Roman"/>
         </w:rPr>
-        <w:t xml:space="preserve"> °C increase in average temperatures by the year 2100 (</w:t>
+        <w:t xml:space="preserve"> °C increase in average </w:t>
+      </w:r>
+      <w:r>
+        <w:rPr>
+          <w:rFonts w:ascii="Times New Roman" w:hAnsi="Times New Roman" w:cs="Times New Roman"/>
+        </w:rPr>
+        <w:lastRenderedPageBreak/>
+        <w:t>temperatures by the year 2100 (</w:t>
       </w:r>
       <w:r>
         <w:rPr>
@@ -1780,7 +1763,6 @@
         <w:rPr>
           <w:rFonts w:ascii="Times New Roman" w:hAnsi="Times New Roman" w:cs="Times New Roman"/>
         </w:rPr>
-        <w:lastRenderedPageBreak/>
         <w:t xml:space="preserve">Apalachicola </w:t>
       </w:r>
       <w:r>
@@ -2305,7 +2287,14 @@
         <w:rPr>
           <w:rFonts w:ascii="Times New Roman" w:hAnsi="Times New Roman" w:cs="Times New Roman"/>
         </w:rPr>
-        <w:t>on its inquiline community to break down captured prey and facilitate nutrient mineralization</w:t>
+        <w:t xml:space="preserve">on its inquiline community to break down captured prey and facilitate nutrient </w:t>
+      </w:r>
+      <w:r>
+        <w:rPr>
+          <w:rFonts w:ascii="Times New Roman" w:hAnsi="Times New Roman" w:cs="Times New Roman"/>
+        </w:rPr>
+        <w:lastRenderedPageBreak/>
+        <w:t>mineralization</w:t>
       </w:r>
       <w:r>
         <w:rPr>
@@ -2343,7 +2332,6 @@
         <w:rPr>
           <w:rFonts w:ascii="Times New Roman" w:hAnsi="Times New Roman" w:cs="Times New Roman"/>
         </w:rPr>
-        <w:lastRenderedPageBreak/>
         <w:t xml:space="preserve">(Bdelloidea) </w:t>
       </w:r>
       <w:r>
@@ -3174,7 +3162,14 @@
         <w:rPr>
           <w:rFonts w:ascii="Times New Roman" w:hAnsi="Times New Roman" w:cs="Times New Roman"/>
         </w:rPr>
-        <w:t xml:space="preserve"> in response to a constant stressful temperature.</w:t>
+        <w:t xml:space="preserve"> in response to a constant stressful </w:t>
+      </w:r>
+      <w:r>
+        <w:rPr>
+          <w:rFonts w:ascii="Times New Roman" w:hAnsi="Times New Roman" w:cs="Times New Roman"/>
+        </w:rPr>
+        <w:lastRenderedPageBreak/>
+        <w:t>temperature.</w:t>
       </w:r>
       <w:r>
         <w:rPr>
@@ -3241,7 +3236,6 @@
         <w:rPr>
           <w:rFonts w:ascii="Times New Roman" w:hAnsi="Times New Roman" w:cs="Times New Roman"/>
         </w:rPr>
-        <w:lastRenderedPageBreak/>
         <w:br w:type="page"/>
       </w:r>
     </w:p>
@@ -16132,7 +16126,7 @@
         </w:rPr>
         <w:lastRenderedPageBreak/>
         <w:drawing>
-          <wp:inline distT="0" distB="0" distL="0" distR="0" wp14:anchorId="1A248F7F" wp14:editId="6570EEE9">
+          <wp:inline distT="0" distB="0" distL="0" distR="0" wp14:anchorId="1A248F7F" wp14:editId="492CF06E">
             <wp:extent cx="8229600" cy="4459605"/>
             <wp:effectExtent l="0" t="0" r="0" b="0"/>
             <wp:docPr id="37637142" name="Picture 9"/>
@@ -16368,7 +16362,7 @@
         </w:rPr>
         <w:lastRenderedPageBreak/>
         <w:drawing>
-          <wp:inline distT="0" distB="0" distL="0" distR="0" wp14:anchorId="3562BF92" wp14:editId="54DE0BA0">
+          <wp:inline distT="0" distB="0" distL="0" distR="0" wp14:anchorId="3562BF92" wp14:editId="0902BD83">
             <wp:extent cx="4790364" cy="3193576"/>
             <wp:effectExtent l="0" t="0" r="0" b="6985"/>
             <wp:docPr id="109329239" name="Picture 6"/>
@@ -16585,7 +16579,7 @@
           <w:noProof/>
         </w:rPr>
         <w:drawing>
-          <wp:inline distT="0" distB="0" distL="0" distR="0" wp14:anchorId="32074817" wp14:editId="0ECFCC51">
+          <wp:inline distT="0" distB="0" distL="0" distR="0" wp14:anchorId="32074817" wp14:editId="0532CD83">
             <wp:extent cx="4803414" cy="3202276"/>
             <wp:effectExtent l="0" t="0" r="0" b="0"/>
             <wp:docPr id="609523323" name="Picture 7"/>
@@ -16790,7 +16784,7 @@
         </w:rPr>
         <w:lastRenderedPageBreak/>
         <w:drawing>
-          <wp:inline distT="0" distB="0" distL="0" distR="0" wp14:anchorId="42C5893A" wp14:editId="3929AC9D">
+          <wp:inline distT="0" distB="0" distL="0" distR="0" wp14:anchorId="42C5893A" wp14:editId="119E691A">
             <wp:extent cx="8390601" cy="4548146"/>
             <wp:effectExtent l="0" t="0" r="0" b="5080"/>
             <wp:docPr id="1767646510" name="Picture 4"/>
@@ -16984,7 +16978,7 @@
         </w:rPr>
         <w:lastRenderedPageBreak/>
         <w:drawing>
-          <wp:inline distT="0" distB="0" distL="0" distR="0" wp14:anchorId="0CD37013" wp14:editId="43373CF0">
+          <wp:inline distT="0" distB="0" distL="0" distR="0" wp14:anchorId="0CD37013" wp14:editId="7BEB6C15">
             <wp:extent cx="8229600" cy="4460875"/>
             <wp:effectExtent l="0" t="0" r="0" b="0"/>
             <wp:docPr id="771314410" name="Picture 5"/>
